--- a/dossier-conformite-2026/livrables/03_Parcours_stagiaire/CGV-05_Conditions_generales_de_vente.docx
+++ b/dossier-conformite-2026/livrables/03_Parcours_stagiaire/CGV-05_Conditions_generales_de_vente.docx
@@ -16,7 +16,7 @@
       <w:r>
         <w:rPr>
           <w:b/>
-          <w:color w:val="C9A94D"/>
+          <w:color w:val="8A6D1F"/>
           <w:sz w:val="28"/>
         </w:rPr>
         <w:t>Formations inter, intra et certifiantes</w:t>
@@ -42,7 +42,7 @@
         <w:rPr>
           <w:b w:val="0"/>
         </w:rPr>
-        <w:t>Les présentes CGV s'appliquent aux prestations de formation de YEBA FORMATIONS (SIRET 814 622 262 00032, NDA 04973676397 — Cet enregistrement ne vaut pas agrément de l'État).</w:t>
+        <w:t>Les présentes CGV s'appliquent aux prestations de formation de YEBA FORMATIONS (SIRET 814 622 262 00032, NDA 04973676397 — Déclaration d'activité enregistrée sous le n° 04973676397 auprès du préfet de région de La Réunion. Cet enregistrement ne vaut pas agrément de l'État.).</w:t>
       </w:r>
     </w:p>
     <w:p>
@@ -78,8 +78,9 @@
       </w:r>
       <w:r>
         <w:rPr>
-          <w:b w:val="0"/>
-          <w:highlight w:val="yellow"/>
+          <w:b/>
+          <w:i/>
+          <w:color w:val="8A6D1F"/>
         </w:rPr>
         <w:t>[À VÉRIFIER]</w:t>
       </w:r>
@@ -117,8 +118,9 @@
     <w:p>
       <w:r>
         <w:rPr>
-          <w:b w:val="0"/>
-          <w:highlight w:val="yellow"/>
+          <w:b/>
+          <w:i/>
+          <w:color w:val="8A6D1F"/>
         </w:rPr>
         <w:t>[À COMPLÉTER : délais et conditions]</w:t>
       </w:r>
@@ -162,8 +164,9 @@
       </w:r>
       <w:r>
         <w:rPr>
-          <w:b w:val="0"/>
-          <w:highlight w:val="yellow"/>
+          <w:b/>
+          <w:i/>
+          <w:color w:val="8A6D1F"/>
         </w:rPr>
         <w:t>[À COMPLÉTER : URL]</w:t>
       </w:r>
@@ -175,10 +178,11 @@
       </w:r>
       <w:r>
         <w:rPr>
-          <w:b w:val="0"/>
-          <w:highlight w:val="yellow"/>
+          <w:b/>
+          <w:i/>
+          <w:color w:val="8A6D1F"/>
         </w:rPr>
-        <w:t>[À COMPLÉTER : adresse e-mail dédiée RGPD, ex. rgpd@…]</w:t>
+        <w:t>[À COMPLÉTER : e-mail dédié aux données personnelles]</w:t>
       </w:r>
       <w:r>
         <w:rPr>
@@ -220,8 +224,9 @@
       </w:r>
       <w:r>
         <w:rPr>
-          <w:b w:val="0"/>
-          <w:highlight w:val="yellow"/>
+          <w:b/>
+          <w:i/>
+          <w:color w:val="8A6D1F"/>
         </w:rPr>
         <w:t>[À COMPLÉTER]</w:t>
       </w:r>
@@ -253,12 +258,14 @@
     </w:pPr>
     <w:r>
       <w:rPr>
+        <w:color w:val="1B3A6B"/>
         <w:sz w:val="18"/>
       </w:rPr>
-      <w:t xml:space="preserve">CGV-05  —  YEBA FORMATIONS — SIRET 814 622 262 00032 — Version 2026-10 — Page </w:t>
+      <w:t xml:space="preserve">CGV-05   |   YEBA FORMATIONS — SIRET 814 622 262 00032 — Version 2026-10   |   Page </w:t>
     </w:r>
     <w:r>
       <w:rPr>
+        <w:color w:val="1B3A6B"/>
         <w:sz w:val="18"/>
       </w:rPr>
       <w:fldChar w:fldCharType="begin"/>
@@ -278,7 +285,7 @@
     <w:r>
       <w:drawing>
         <wp:inline xmlns:a="http://schemas.openxmlformats.org/drawingml/2006/main" xmlns:pic="http://schemas.openxmlformats.org/drawingml/2006/picture">
-          <wp:extent cx="676510" cy="576000"/>
+          <wp:extent cx="634228" cy="540000"/>
           <wp:docPr id="1" name="Picture 1"/>
           <wp:cNvGraphicFramePr>
             <a:graphicFrameLocks noChangeAspect="1"/>
@@ -299,7 +306,7 @@
                 <pic:spPr>
                   <a:xfrm>
                     <a:off x="0" y="0"/>
-                    <a:ext cx="676510" cy="576000"/>
+                    <a:ext cx="634228" cy="540000"/>
                   </a:xfrm>
                   <a:prstGeom prst="rect"/>
                 </pic:spPr>
@@ -311,10 +318,11 @@
     </w:r>
     <w:r>
       <w:rPr>
+        <w:b/>
         <w:color w:val="1B3A6B"/>
         <w:sz w:val="18"/>
       </w:rPr>
-      <w:t xml:space="preserve">    YEBA FORMATIONS  |  NDA 04973676397  |  Qualiopi 25FOR02027.1</w:t>
+      <w:t xml:space="preserve">     YEBA FORMATIONS   |   NDA 04973676397   |   Qualiopi 25FOR02027.1</w:t>
     </w:r>
   </w:p>
 </w:hdr>
@@ -801,8 +809,8 @@
       <w:rFonts w:asciiTheme="majorHAnsi" w:eastAsiaTheme="majorEastAsia" w:hAnsiTheme="majorHAnsi" w:cstheme="majorBidi" w:ascii="Arial" w:hAnsi="Arial"/>
       <w:b/>
       <w:bCs/>
-      <w:color w:val="C9A94D"/>
-      <w:sz w:val="26"/>
+      <w:color w:val="8A6D1F"/>
+      <w:sz w:val="28"/>
     </w:rPr>
   </w:style>
   <w:style w:type="paragraph" w:styleId="Heading4">
@@ -1220,6 +1228,10 @@
       </w:numPr>
       <w:contextualSpacing/>
     </w:pPr>
+    <w:rPr>
+      <w:rFonts w:ascii="Arial" w:hAnsi="Arial"/>
+      <w:sz w:val="24"/>
+    </w:rPr>
   </w:style>
   <w:style w:type="paragraph" w:styleId="ListBullet2">
     <w:name w:val="List Bullet 2"/>
@@ -1259,6 +1271,10 @@
       </w:numPr>
       <w:contextualSpacing/>
     </w:pPr>
+    <w:rPr>
+      <w:rFonts w:ascii="Arial" w:hAnsi="Arial"/>
+      <w:sz w:val="24"/>
+    </w:rPr>
   </w:style>
   <w:style w:type="paragraph" w:styleId="ListNumber2">
     <w:name w:val="List Number 2"/>
